--- a/documentation/HousingChoice_Architecture_and_Build_Plan.docx
+++ b/documentation/HousingChoice_Architecture_and_Build_Plan.docx
@@ -60,7 +60,7 @@
         <w:jc w:val="center"/>
       </w:pPr>
       <w:r>
-        <w:t xml:space="preserve">June 12, 2026 · v2.13 · Synced from Phase 0 deviations log (Node 24, IPv4 cost, SES timing)</w:t>
+        <w:t xml:space="preserve">June 13, 2026 · v2.19 · Custom domain + TLS (Change Order 3): DNS at Namecheap, subdomains app / dev.app on housingchoice.org; per-stack ACM cert (us-east-1, DNS-validated, manual validation records) on the CloudFront alias (SNI, TLS 1.2). §13 resolved; Route 53 migration parked §14.</w:t>
       </w:r>
     </w:p>
     <w:p>
@@ -128,7 +128,7 @@
         <w:t xml:space="preserve">The most consequential research finding: </w:t>
       </w:r>
       <w:r>
-        <w:t xml:space="preserve">Quo (formerly OpenPhone), the current texting provider, cannot power this platform. Its public API sends to exactly one recipient and does not support MMS at all — confirmed against its live API specification — which rules out both programmatic group texts (tenant + landlord, a hard requirement of Track 6) and photo sharing (core to Track 3). The decision is Twilio — 1:1 texting via the Conversations API, and group communication via masked relay threads (review decision: phone numbers must never leak between tenants and landlords): each placement gets a dedicated pool number and the platform fans messages out with name prefixes. This sidesteps native group MMS entirely (its 2022–2024 availability saga is documented in §7.1); Telnyx remains the documented fallback provider behind the messaging adapter. This also puts A2P 10DLC re-registration (roughly one to three weeks of carrier lead time) on the critical path and it should be started immediately. The decision (June 2026) is to retire Quo entirely: Twilio carries voice as well as texting — inbound calls bridge to team cell phones with a whisper announcement, outbound goes click-to-call with the business caller ID, and every call is recorded and transcribed into the database.</w:t>
+        <w:t xml:space="preserve">Quo (formerly OpenPhone), the current texting provider, cannot power this platform. Its public API sends to exactly one recipient and does not support MMS at all — confirmed against its live API specification — which rules out both programmatic group texts (tenant + landlord, a hard requirement of Track 6) and photo sharing (core to Track 3). The decision is Twilio — 1:1 texting via the Conversations API, and group communication via masked relay threads (review decision: phone numbers must never leak between tenants and landlords): each placement gets a dedicated pool number, the platform fans messages out with name prefixes, and the same number bridges masked tenant↔landlord calls. This sidesteps native group MMS entirely (its 2022–2024 availability saga is documented in §7.1); Telnyx remains the documented fallback provider behind the messaging adapter. This also puts A2P 10DLC re-registration (roughly one to three weeks of carrier lead time) on the critical path and it should be started immediately. The decision (June 2026) is to retire Quo entirely: Twilio carries voice as well as texting — inbound calls bridge to team cell phones with a whisper announcement, outbound goes click-to-call with the business caller ID, and every call is recorded and transcribed into the database.</w:t>
       </w:r>
     </w:p>
     <w:p>
@@ -2351,7 +2351,7 @@
                 <w:sz w:val="20"/>
                 <w:szCs w:val="20"/>
               </w:rPr>
-              <w:t xml:space="preserve">Only if DNS moves here — a CNAME from wherever housingchoice.com is hosted today works fine (open question §13).</w:t>
+              <w:t xml:space="preserve">Only if DNS moves here — a CNAME from wherever housingchoice.org is hosted today works fine; for Phase 1 the zone stays at Namecheap (§13).</w:t>
             </w:r>
           </w:p>
         </w:tc>
@@ -4777,10 +4777,40 @@
           <w:b/>
           <w:bCs/>
         </w:rPr>
+        <w:t xml:space="preserve">RCS — an upgrade layer, not a replacement (decision 2026-06-12). </w:t>
+      </w:r>
+      <w:r>
+        <w:t xml:space="preserve">Twilio’s RCS (GA Aug 2025) rides the same Programmable Messaging API and Messaging Service: basic messages auto-upgrade to RCS on capable devices (~90% of US phones; iPhones since iOS 18.1) at no extra cost, with automatic SMS fallback — adopting it flips a flag, not the architecture, so SMS/MMS remains the floor and nothing in Phase 1 changes. The draw is real for this product: a Google-verified branded sender (HousingChoice name + logo instead of a bare 10-digit number) for a tenant population drowning in housing-scam texts, read receipts, and rich-card/carousel property shares. Why not Phase 1: RCS requires its own agent registration with Google brand verification (a second approval pipeline alongside A2P), and Twilio’s media fallback is still maturing while these flows are MMS-heavy. One hard constraint: relay group threads stay plain SMS permanently — RCS messages arrive from the branded agent identity rather than the sending number, and the relay design depends on each placement’s pool number being the thread identity on the recipient’s phone. Plan: file RCS agent registration at Phase 2 start; enable auto-upgrade for main-number 1:1 conversations and rich-card property carousels with the Phase 2–3 share work.</w:t>
+      </w:r>
+    </w:p>
+    <w:p>
+      <w:pPr>
+        <w:spacing w:after="120"/>
+      </w:pPr>
+      <w:r>
+        <w:rPr>
+          <w:b/>
+          <w:bCs/>
+        </w:rPr>
         <w:t xml:space="preserve">Group threads — masked relay design (review decision). </w:t>
       </w:r>
       <w:r>
         <w:t xml:space="preserve">Requirement update: phone numbers must never be exposed between tenants and landlords — which rules out native group MMS, since carrier group threads show every member’s number to every other member. The plan is relay threads. Each placement gets a dedicated pool number (~$1.15/mo, recycled at case close after a quarantine period); every member texts that number in a normal private 1:1 thread; the group exists only in the database (conversations.members[]); any inbound message stores once and fans out to the other members prefixed with the sender’s name. What this buys: membership is truly mutable (add or remove freely — nothing churns on anyone’s phone), no member cap, full number masking both directions, tenants and landlords cannot route around the platform, and — decisively — no dependency on any group-MMS product: relay needs only plain message sends, which ends the Twilio group-texting availability question for good. Costs roughly double per group message (each inbound triggers N−1 relays — pennies at three members) and relays run through the same broadcast throttle. The one real loss is the shared-room feel of a native group text; it is mitigated by intro messages that name everyone connected, and Figure 5 shows what both sides actually experience.</w:t>
+      </w:r>
+    </w:p>
+    <w:p>
+      <w:pPr>
+        <w:spacing w:after="120"/>
+      </w:pPr>
+      <w:r>
+        <w:rPr>
+          <w:b/>
+          <w:bCs/>
+        </w:rPr>
+        <w:t xml:space="preserve">Masked calling through the placement number (requirement added 2026-06-12). </w:t>
+      </w:r>
+      <w:r>
+        <w:t xml:space="preserve">Tenants and landlords can call each other directly without exposing numbers, using the same pool number they already text — the masked-calling proxy pattern (Uber/Rover-style), built on the voice machinery Phase 1 already includes. Flow: a party calls the placement number → the platform resolves (caller, pool number) to the conversation and identifies the caller’s role → dials the counterpart’s real number with the pool number as caller ID → whisper announces who is calling (‘Keisha, your tenant at 123 Main St — press 1’) → bridged. Routing rules: tenant → the landlord side’s primary contact (landlord or PM, from the per-property process); landlord/PM → tenant; unknown caller → platform voicemail; optional press-0 for the caller to reach the HousingChoice team instead. The press-1 keypress gate (already built for founder bridging) prevents the counterpart’s carrier voicemail from capturing the call; a genuine no-answer plays a masked no-answer message back to the caller. Per review decision these calls are not recorded or transcribed — only metadata (who called whom, when, duration, answered/missed) is logged as a message on the placement timeline, so the hub shows calls inline with texts. Cost: the numbers are already paid; bridged calls ≈ $0.0225/min across both legs. Intro messages should mention the capability (‘text this number to reach everyone; call it to reach each other’).</w:t>
       </w:r>
     </w:p>
     <w:p>
@@ -4909,6 +4939,57 @@
     </w:p>
     <w:p>
       <w:pPr>
+        <w:jc w:val="center"/>
+      </w:pPr>
+      <w:r>
+        <w:drawing>
+          <wp:inline xmlns:a="http://schemas.openxmlformats.org/drawingml/2006/main" xmlns:pic="http://schemas.openxmlformats.org/drawingml/2006/picture">
+            <wp:extent cx="5943600" cy="3309379"/>
+            <wp:docPr id="3" name="Picture 3"/>
+            <wp:cNvGraphicFramePr>
+              <a:graphicFrameLocks noChangeAspect="1"/>
+            </wp:cNvGraphicFramePr>
+            <a:graphic>
+              <a:graphicData uri="http://schemas.openxmlformats.org/drawingml/2006/picture">
+                <pic:pic>
+                  <pic:nvPicPr>
+                    <pic:cNvPr id="0" name="figure_group_messaging_calling.png"/>
+                    <pic:cNvPicPr/>
+                  </pic:nvPicPr>
+                  <pic:blipFill>
+                    <a:blip r:embed="rId17"/>
+                    <a:stretch>
+                      <a:fillRect/>
+                    </a:stretch>
+                  </pic:blipFill>
+                  <pic:spPr>
+                    <a:xfrm>
+                      <a:off x="0" y="0"/>
+                      <a:ext cx="5943600" cy="3309379"/>
+                    </a:xfrm>
+                    <a:prstGeom prst="rect"/>
+                  </pic:spPr>
+                </pic:pic>
+              </a:graphicData>
+            </a:graphic>
+          </wp:inline>
+        </w:drawing>
+      </w:r>
+    </w:p>
+    <w:p>
+      <w:pPr>
+        <w:jc w:val="center"/>
+      </w:pPr>
+      <w:r>
+        <w:rPr>
+          <w:i/>
+          <w:sz w:val="18"/>
+        </w:rPr>
+        <w:t>Figure 5a — Group thread, end to end: starting the group and per-member intros, an inbound text stored once and fanned out with a sender prefix, mutable membership with no carrier-thread churn, and masked calling between members through the same pool number (caller-role resolution, press-1 gate, metadata only).</w:t>
+      </w:r>
+    </w:p>
+    <w:p>
+      <w:pPr>
         <w:spacing w:after="120"/>
       </w:pPr>
       <w:r>
@@ -4934,7 +5015,7 @@
         <w:t xml:space="preserve">Voice — full Quo retirement. </w:t>
       </w:r>
       <w:r>
-        <w:t xml:space="preserve">The same Twilio number carries calls. Inbound: a TwiML flow rings the founder's cell (review: founder only for now) with a whisper announcing the caller and context — and the whisper doubles as a human-answer gate: the bridge completes only on a keypress ('press 1 to accept'), which carrier voicemail cannot perform. This matters because if her phone is off, in a dead zone, or on Do Not Disturb, her carrier answers instantly with personal voicemail and Twilio would otherwise see an 'answered' leg — connecting the tenant to a personal Verizon greeting while our system logs a successful call. The keypress gate detects the non-human answer deterministically (no AMD guesswork or per-call fee), abandons that leg, and falls through to the platform's own voicemail: business greeting, recorded, transcribed, logged on the conversation timeline, PWA-notified. Genuinely unanswered calls take the same path, and the same gate protects the outbound click-to-call leg and makes future simultaneous ring safe (first human keypress wins; no one's carrier voicemail can capture the call). Known residual nuisance: each business call missed while her phone is off deposits a short whisper clip (~10–15s of 'press 1 to accept' then silence) in her personal voicemail — mitigated by a terse whisper and a short keypress window (~6–8s, no repeat), and reduced further once the Phase 4 app makes the cell bridge a fallback. Optional escalations if it grates, each with real cost: answering-machine detection hangs up on detected machines before the whisper but adds 2–4s answer delay for humans too ($0.0075/call, probabilistic); or disable her personal carrier voicemail entirely (eliminates collisions; personal callers lose voicemail). Ship with terse-whisper + short window and set expectations. Caller-ID reality (review question): her phone shows the business number calling — that is what marks it as a business call; the tenant's own number cannot appear in native caller ID, so context comes from the whisper plus the PWA push that fires simultaneously with the full contact record. (Passing the real caller number through is possible, but then business calls are indistinguishable from personal ones — default is business number + whisper; see §13.) Outbound: click-to-call from the dashboard — Twilio rings the teammate's cell first, then bridges to the landlord/tenant with the business number as caller ID, so personal numbers are never exposed. Per review, a dial-through access number is included too: dial a dedicated Twilio number from a registered cell, key in (or speak) the destination, and the call bridges out with business caller ID — no dashboard needed. Every leg is recorded ($0.0025/min) and transcribed via Conversational Intelligence ($0.024/min batch); transcripts are saved verbatim to the contact's record (review: just save the transcript for now — Claude's structured field extraction from transcripts is Phase 2). Rates: $0.014/min outbound, $0.0085/min inbound; at ~500–1,000 call minutes/month voice adds roughly $20–45/month. A browser softphone in the dashboard (Voice JS SDK, $0.004/min per leg) lands in Phase 3 for desk work. The mobile end state (review decision, Phase 4 — pull forward if the whisper experience grates; the Phase 3 softphone builds the same token/registration plumbing): a small native companion app — React Native with Twilio's official Voice React Native SDK, one codebase for iOS and Android — that rings like a real call via CallKit/ConnectionService. A VoIP push wakes it from a locked screen, the OS-level incoming-call UI carries the caller's name, the in-app screen shows the full contact card and case context, and answered calls run over data with the identical server-side recording → transcription → timeline tail (Figures 6–7 change only at the ring step). Routing ladder: ring the app for a few seconds → fall back to the PSTN cell bridge → voicemail, so a dead battery or no-signal moment never loses a landlord call. Until the app ships, bridged calls present the business number + whisper; a PWA alone cannot deliver native call UX (CallKit/ConnectionService are native-only), which is why this is an app and not a web feature.</w:t>
+        <w:t xml:space="preserve">The same Twilio number carries calls. Inbound: a TwiML flow rings the founder's cell (review: founder only for now) with a whisper announcing the caller and context — and the whisper doubles as a human-answer gate: the bridge completes only on a keypress ('press 1 to accept'), which carrier voicemail cannot perform. This matters because if her phone is off, in a dead zone, or on Do Not Disturb, her carrier answers instantly with personal voicemail and Twilio would otherwise see an 'answered' leg — connecting the tenant to a personal Verizon greeting while our system logs a successful call. The keypress gate detects the non-human answer deterministically (no AMD guesswork or per-call fee), abandons that leg, and falls through to the platform's own voicemail: business greeting, recorded, transcribed, logged on the conversation timeline, PWA-notified. Genuinely unanswered calls take the same path, and the same gate protects the outbound click-to-call leg and makes future simultaneous ring safe (first human keypress wins; no one's carrier voicemail can capture the call). Known residual nuisance: each business call missed while her phone is off deposits a short whisper clip (~10–15s of 'press 1 to accept' then silence) in her personal voicemail — mitigated by a terse whisper and a short keypress window (~6–8s, no repeat), and reduced further once the Phase 4 app makes the cell bridge a fallback. Optional escalations if it grates, each with real cost: answering-machine detection hangs up on detected machines before the whisper but adds 2–4s answer delay for humans too ($0.0075/call, probabilistic); or disable her personal carrier voicemail entirely (eliminates collisions; personal callers lose voicemail). Ship with terse-whisper + short window and set expectations. Call triage at volume (requirement update 2026-06-12 — the founder receives many calls daily and must triage at a glance): the pre-ring context push is the triage surface, and its timing is load-bearing — webhook → rich push (caller name, role, property, case stage) → ~2-second pause → dial her cell, so the push banner lands on her lock screen as the call arrives and she can answer or safely ignore. Decline-and-text is platform-side: declining (or not pressing 1) rolls the caller to platform voicemail and fires a missed-call push with quick actions — ‘Please text me’, ‘I’ll call you back soon’, or open-thread for custom — sent from the business number and logged on the timeline. (Android web push renders the action buttons on the notification; iOS opens the PWA onto a canned-reply sheet — two taps, the same cost as native decline-with-text.) A zero-tap auto-text on every missed business call (‘Sorry I missed you — I’ll call back soon; you can also text me here’) is the recommended default, with buttons as the override. Two tempting alternatives are explicitly rejected because they leak her personal number: the native decline-with-text button texts from her personal cell, and passing the caller’s real number through as caller ID invites native callbacks/texts from her phone — caller ID stays the business number. Ring-through rules (ring live only for active-case callers or business hours; everyone else straight to voicemail + auto-text) are parked for later (decision 2026-06-12) — configuration, not architecture, when wanted (§14). Outbound: click-to-call from the dashboard — Twilio rings the teammate's cell first, then bridges to the landlord/tenant with the business number as caller ID, so personal numbers are never exposed. Per review, a dial-through access number is included too: dial a dedicated Twilio number from a registered cell, key in (or speak) the destination, and the call bridges out with business caller ID — no dashboard needed. Every leg is recorded ($0.0025/min) and transcribed via Conversational Intelligence ($0.024/min batch); transcripts are saved verbatim to the contact's record (review: just save the transcript for now — Claude's structured field extraction from transcripts is Phase 2). Rates: $0.014/min outbound, $0.0085/min inbound; at ~500–1,000 call minutes/month voice adds roughly $20–45/month. A browser softphone in the dashboard (Voice JS SDK, $0.004/min per leg) lands in Phase 3 for desk work. The mobile end state (review decision, Phase 4 — pull forward if the whisper experience grates; the Phase 3 softphone builds the same token/registration plumbing): a small native companion app — React Native with Twilio's official Voice React Native SDK, one codebase for iOS and Android — that rings like a real call via CallKit/ConnectionService. A VoIP push wakes it from a locked screen, the OS-level incoming-call UI carries the caller's name, the in-app screen shows the full contact card and case context, and answered calls run over data with the identical server-side recording → transcription → timeline tail (Figures 6–7 change only at the ring step). Routing ladder: ring the app for a few seconds → fall back to the PSTN cell bridge → voicemail, so a dead battery or no-signal moment never loses a landlord call. Until the app ships, bridged calls present the business number + whisper; a PWA alone cannot deliver native call UX (CallKit/ConnectionService are native-only), which is why this is an app and not a web feature.</w:t>
       </w:r>
     </w:p>
     <w:p>
@@ -4944,37 +5025,31 @@
       </w:pPr>
       <w:r>
         <w:drawing>
-          <wp:inline distT="0" distB="0" distL="0" distR="0">
-            <wp:extent cx="5943600" cy="4800600"/>
-            <wp:effectExtent t="0" r="0" b="0" l="0"/>
-            <wp:docPr id="1" name="seqcallin" descr="Inbound call bridging, recording, transcription sequence diagram" title="Inbound call sequence"/>
+          <wp:inline xmlns:a="http://schemas.openxmlformats.org/drawingml/2006/main" xmlns:pic="http://schemas.openxmlformats.org/drawingml/2006/picture">
+            <wp:extent cx="5943600" cy="3936502"/>
+            <wp:docPr id="2" name="Picture 2"/>
             <wp:cNvGraphicFramePr>
-              <a:graphicFrameLocks xmlns:a="http://schemas.openxmlformats.org/drawingml/2006/main" noChangeAspect="1"/>
+              <a:graphicFrameLocks noChangeAspect="1"/>
             </wp:cNvGraphicFramePr>
-            <a:graphic xmlns:a="http://schemas.openxmlformats.org/drawingml/2006/main">
+            <a:graphic>
               <a:graphicData uri="http://schemas.openxmlformats.org/drawingml/2006/picture">
-                <pic:pic xmlns:pic="http://schemas.openxmlformats.org/drawingml/2006/picture">
+                <pic:pic>
                   <pic:nvPicPr>
-                    <pic:cNvPr id="0" name="" descr=""/>
-                    <pic:cNvPicPr>
-                      <a:picLocks noChangeAspect="1" noChangeArrowheads="1"/>
-                    </pic:cNvPicPr>
+                    <pic:cNvPr id="0" name="figure6_founder_call_triage.png"/>
+                    <pic:cNvPicPr/>
                   </pic:nvPicPr>
                   <pic:blipFill>
-                    <a:blip r:embed="rId14" cstate="none"/>
-                    <a:srcRect/>
+                    <a:blip r:embed="rId16"/>
                     <a:stretch>
                       <a:fillRect/>
                     </a:stretch>
                   </pic:blipFill>
-                  <pic:spPr bwMode="auto">
+                  <pic:spPr>
                     <a:xfrm>
                       <a:off x="0" y="0"/>
-                      <a:ext cx="5943600" cy="4800600"/>
+                      <a:ext cx="5943600" cy="3936502"/>
                     </a:xfrm>
-                    <a:prstGeom prst="rect">
-                      <a:avLst/>
-                    </a:prstGeom>
+                    <a:prstGeom prst="rect"/>
                   </pic:spPr>
                 </pic:pic>
               </a:graphicData>
@@ -4996,7 +5071,7 @@
           <w:sz w:val="18"/>
           <w:szCs w:val="18"/>
         </w:rPr>
-        <w:t xml:space="preserve">Figure 6 — Inbound call sequence: context push, whisper, bridge, recording, transcription, and logging as a message; dashed = Phase 2 extraction.</w:t>
+        <w:t>Figure 6 — Inbound call triage (Phases 1–3): pre-ring context push and a ~2s glance window, then either the press-1 whisper gate and bridge (metadata only — no recording/transcription), or glance-ignore / no-answer → platform voicemail plus a quick-reply text sent from the business number. iPhone opens the PWA reply sheet; Android shows buttons on the push.</w:t>
       </w:r>
     </w:p>
     <w:p>
@@ -5710,6 +5785,18 @@
     </w:p>
     <w:p>
       <w:pPr>
+        <w:spacing w:after="120"/>
+      </w:pPr>
+      <w:r>
+        <w:rPr>
+          <w:b/>
+          <w:bCs/>
+        </w:rPr>
+        <w:t xml:space="preserve">Custom domain &amp; TLS (Change Order 3). Each stack fronts its CloudFront distribution with a custom hostname — app.housingchoice.org (production), dev.app.housingchoice.org (dev) — served by a per-stack ACM certificate (us-east-1, DNS-validated) attached as the distribution alias, SNI-only at a minimum of TLS 1.2. DNS for housingchoice.org stays at Namecheap (see §13), so the ACM validation record and the app CNAME are maintained by hand there while the certificate and the alias/cert wiring stay in Terraform. To keep the first apply from deadlocking on validation records Terraform cannot create, the certificate is staged by a per-stack custom_domain_phase local: phase 0 requests the certificate and emits its validation CNAME as a Terraform output; phase 1 attaches the validated certificate + alias to the distribution (the app CNAME is cut only after issuance, to avoid a TLS/403 window); phase 2 flips the canonical PUBLIC_BASE_URL to the custom host and the app is redeployed to re-hydrate it. The Host header never reaches the origin (Managed-AllViewerExceptHostHeader), so the origin secret, cache behaviors, and the locked middleware chain are unaffected by the alias.</w:t>
+      </w:r>
+    </w:p>
+    <w:p>
+      <w:pPr>
         <w:pStyle w:val="Heading1"/>
       </w:pPr>
       <w:r>
@@ -7659,7 +7746,7 @@
                 <w:sz w:val="20"/>
                 <w:szCs w:val="20"/>
               </w:rPr>
-              <w:t xml:space="preserve">Voice bridging</w:t>
+              <w:t xml:space="preserve">Voice bridging &amp; masked calling</w:t>
             </w:r>
           </w:p>
         </w:tc>
@@ -7687,7 +7774,7 @@
                 <w:sz w:val="20"/>
                 <w:szCs w:val="20"/>
               </w:rPr>
-              <w:t xml:space="preserve">Inbound ring to founder's cell (whisper, voicemail), click-to-call + dial-through outbound with business caller ID, recordings + transcripts saved to the record</w:t>
+              <w:t xml:space="preserve">Inbound ring to founder's cell (whisper, voicemail), click-to-call + dial-through outbound with business caller ID, recordings + transcripts saved to the record; masked tenant↔landlord calling via placement pool numbers (counterpart routing, whisper + keypress gate, caller ID = pool number, metadata-only logging); founder call-triage: pre-ring context push, missed-call quick-reply/auto-text from the business number (§7.1)</w:t>
             </w:r>
           </w:p>
         </w:tc>
@@ -7715,7 +7802,7 @@
                 <w:sz w:val="20"/>
                 <w:szCs w:val="20"/>
               </w:rPr>
-              <w:t xml:space="preserve">2–4</w:t>
+              <w:t xml:space="preserve">4–7</w:t>
             </w:r>
           </w:p>
         </w:tc>
@@ -8673,7 +8760,7 @@
                 <w:sz w:val="20"/>
                 <w:szCs w:val="20"/>
               </w:rPr>
-              <w:t xml:space="preserve">Per-tenant reasoned shares (F3.3), feedback parser → preference updates → re-match (F3.5), graceful exits (F3.4)</w:t>
+              <w:t xml:space="preserve">Per-tenant reasoned shares (F3.3), feedback parser → preference updates → re-match (F3.5), graceful exits (F3.4); RCS rich-card property carousels once the agent is verified (registration files at phase start — §7.1)</w:t>
             </w:r>
           </w:p>
         </w:tc>
@@ -18018,7 +18105,7 @@
         <w:spacing w:after="80"/>
       </w:pPr>
       <w:r>
-        <w:t xml:space="preserve">Where is DNS for housingchoice.com hosted today? Route 53 is optional — a CNAME from the current host to CloudFront suffices (review). If it's easy, moving the zone to Route 53 keeps it in Terraform.</w:t>
+        <w:t xml:space="preserve">RESOLVED (Change Order 3, 2026-06-13): DNS for housingchoice.org is hosted at Namecheap and stays there for Phase 1 — the operator has zone access. The platform is served on two subdomains, app.housingchoice.org (production) and dev.app.housingchoice.org (dev), each a plain CNAME to its CloudFront distribution. TLS is a per-stack ACM certificate in us-east-1, DNS-validated. Because the zone is not in Route 53, Terraform cannot create the validation records, so the ACM validation CNAME and the app CNAME are entered by hand in Namecheap — a deliberate, documented deviation from zero-drift IaC (the certificate and the CloudFront alias/cert wiring remain in Terraform; only these DNS records are manual). Bringing DNS back under Terraform by migrating the zone to Route 53 is parked in §14.</w:t>
       </w:r>
     </w:p>
     <w:p>
@@ -18190,23 +18277,7 @@
         <w:spacing w:after="80"/>
       </w:pPr>
       <w:r>
-        <w:t xml:space="preserve">Reuse/review of the two dashboard MVPs' UI patterns (bare-bones + housingchoice-hq) as design references.</w:t>
-      </w:r>
-    </w:p>
-    <w:p>
-      <w:pPr>
-        <w:pStyle w:val="Heading1"/>
-      </w:pPr>
-      <w:r>
-        <w:t xml:space="preserve">15. Key References</w:t>
-      </w:r>
-    </w:p>
-    <w:p>
-      <w:pPr>
-        <w:spacing w:after="120"/>
-      </w:pPr>
-      <w:r>
-        <w:t xml:space="preserve">Selected sources verified during research (June 2026):</w:t>
+        <w:t xml:space="preserve">Ring-through rules for founder call triage (ring live only for active-case callers / business hours) — deferred 2026-06-12; pure configuration on the existing voice flow.</w:t>
       </w:r>
     </w:p>
     <w:p>
@@ -18218,7 +18289,49 @@
         </w:numPr>
         <w:spacing w:after="80"/>
       </w:pPr>
-      <w:hyperlink w:history="1" r:id="rIdkdvcemxxibvq87enhshpf">
+      <w:r>
+        <w:t xml:space="preserve">Reuse/review of the two dashboard MVPs' UI patterns (bare-bones + housingchoice-hq) as design references.</w:t>
+      </w:r>
+    </w:p>
+    <w:p>
+      <w:pPr>
+        <w:pStyle w:val="ListParagraph"/>
+        <w:numPr>
+          <w:ilvl w:val="0"/>
+          <w:numId w:val="3"/>
+        </w:numPr>
+        <w:spacing w:after="80"/>
+      </w:pPr>
+      <w:r>
+        <w:t xml:space="preserve">Migrate the housingchoice.org DNS zone to Route 53 (Change Order 3). DNS is currently hosted at Namecheap and its records — the ACM validation CNAME plus the app CNAMEs — are maintained by hand, the only piece of the delivery path outside Terraform. Moving the zone to Route 53 would bring those records back under IaC (and let aws_acm_certificate_validation create them automatically); deferred as a pure DNS-hosting change with no Phase 1 dependency.</w:t>
+      </w:r>
+    </w:p>
+    <w:p>
+      <w:pPr>
+        <w:pStyle w:val="Heading1"/>
+      </w:pPr>
+      <w:r>
+        <w:t xml:space="preserve">15. Key References</w:t>
+      </w:r>
+    </w:p>
+    <w:p>
+      <w:pPr>
+        <w:spacing w:after="120"/>
+      </w:pPr>
+      <w:r>
+        <w:t xml:space="preserve">Selected sources verified during research (June 2026):</w:t>
+      </w:r>
+    </w:p>
+    <w:p>
+      <w:pPr>
+        <w:pStyle w:val="ListParagraph"/>
+        <w:numPr>
+          <w:ilvl w:val="0"/>
+          <w:numId w:val="3"/>
+        </w:numPr>
+        <w:spacing w:after="80"/>
+      </w:pPr>
+      <w:hyperlink w:history="1" r:id="rIdd3bnhssh_xhzihbl_j6k7">
         <w:r>
           <w:rPr>
             <w:rStyle w:val="Hyperlink"/>
@@ -18236,7 +18349,7 @@
         </w:numPr>
         <w:spacing w:after="80"/>
       </w:pPr>
-      <w:hyperlink w:history="1" r:id="rId47aov0hggirotfq01jseu">
+      <w:hyperlink w:history="1" r:id="rIdnd8fdqwtpuymlkuyd5osd">
         <w:r>
           <w:rPr>
             <w:rStyle w:val="Hyperlink"/>
@@ -18254,7 +18367,7 @@
         </w:numPr>
         <w:spacing w:after="80"/>
       </w:pPr>
-      <w:hyperlink w:history="1" r:id="rId7587eeqcz0_ygy4383o1o">
+      <w:hyperlink w:history="1" r:id="rIdz1whb4zk7fxtadhao48xd">
         <w:r>
           <w:rPr>
             <w:rStyle w:val="Hyperlink"/>
@@ -18272,7 +18385,7 @@
         </w:numPr>
         <w:spacing w:after="80"/>
       </w:pPr>
-      <w:hyperlink w:history="1" r:id="rIdpozmoomdxfvydvoriyf7k">
+      <w:hyperlink w:history="1" r:id="rIdogq0xv4o9dk0pzuw2jhio">
         <w:r>
           <w:rPr>
             <w:rStyle w:val="Hyperlink"/>
@@ -18290,7 +18403,7 @@
         </w:numPr>
         <w:spacing w:after="80"/>
       </w:pPr>
-      <w:hyperlink w:history="1" r:id="rIdoisajf4n-t1cmovcwm0sq">
+      <w:hyperlink w:history="1" r:id="rIdhhddpm8y-dwv3eymls5j7">
         <w:r>
           <w:rPr>
             <w:rStyle w:val="Hyperlink"/>
@@ -18308,7 +18421,7 @@
         </w:numPr>
         <w:spacing w:after="80"/>
       </w:pPr>
-      <w:hyperlink w:history="1" r:id="rIdkdcdykrpvqdu2k9o34ejn">
+      <w:hyperlink w:history="1" r:id="rIdhzeg3hpg2v0b2oe-jzuww">
         <w:r>
           <w:rPr>
             <w:rStyle w:val="Hyperlink"/>
@@ -18326,7 +18439,7 @@
         </w:numPr>
         <w:spacing w:after="80"/>
       </w:pPr>
-      <w:hyperlink w:history="1" r:id="rIdjngifze_gu0shnuqjqfib">
+      <w:hyperlink w:history="1" r:id="rIdf6nsau_qz1tyffuy7rv_o">
         <w:r>
           <w:rPr>
             <w:rStyle w:val="Hyperlink"/>
@@ -18344,7 +18457,7 @@
         </w:numPr>
         <w:spacing w:after="80"/>
       </w:pPr>
-      <w:hyperlink w:history="1" r:id="rIdzjzt8gamgqdirk6blutjb">
+      <w:hyperlink w:history="1" r:id="rIdkb7sv4him8tklublmfpqh">
         <w:r>
           <w:rPr>
             <w:rStyle w:val="Hyperlink"/>
@@ -18362,7 +18475,7 @@
         </w:numPr>
         <w:spacing w:after="80"/>
       </w:pPr>
-      <w:hyperlink w:history="1" r:id="rIdnrw5_frq73i4e6rq2-asd">
+      <w:hyperlink w:history="1" r:id="rId_sgq4q8ybgmpvyr65vexw">
         <w:r>
           <w:rPr>
             <w:rStyle w:val="Hyperlink"/>
@@ -18380,7 +18493,7 @@
         </w:numPr>
         <w:spacing w:after="80"/>
       </w:pPr>
-      <w:hyperlink w:history="1" r:id="rId11lgx_yn2w_zysmnjqysw">
+      <w:hyperlink w:history="1" r:id="rIdmzjg7kcdnpzbjrodz9l2h">
         <w:r>
           <w:rPr>
             <w:rStyle w:val="Hyperlink"/>
@@ -18398,7 +18511,7 @@
         </w:numPr>
         <w:spacing w:after="80"/>
       </w:pPr>
-      <w:hyperlink w:history="1" r:id="rIdfzjj7sycmymqbubbefcup">
+      <w:hyperlink w:history="1" r:id="rId8_mvmmxm8wynwyslw7mk2">
         <w:r>
           <w:rPr>
             <w:rStyle w:val="Hyperlink"/>
@@ -18416,7 +18529,7 @@
         </w:numPr>
         <w:spacing w:after="80"/>
       </w:pPr>
-      <w:hyperlink w:history="1" r:id="rId7py4kh3llyytcyu0yypxd">
+      <w:hyperlink w:history="1" r:id="rId8zpxfykq-isajsjxlhcgy">
         <w:r>
           <w:rPr>
             <w:rStyle w:val="Hyperlink"/>
@@ -18434,7 +18547,7 @@
         </w:numPr>
         <w:spacing w:after="80"/>
       </w:pPr>
-      <w:hyperlink w:history="1" r:id="rIdcib67gbpayugwnqf3tlkh">
+      <w:hyperlink w:history="1" r:id="rIdcjoauwwjr1ohfpg2ex4as">
         <w:r>
           <w:rPr>
             <w:rStyle w:val="Hyperlink"/>
@@ -18452,7 +18565,7 @@
         </w:numPr>
         <w:spacing w:after="80"/>
       </w:pPr>
-      <w:hyperlink w:history="1" r:id="rIdrj1mraq2rbzfl6y0gwkpe">
+      <w:hyperlink w:history="1" r:id="rIdibw-hegdxgxdnyn4pupdg">
         <w:r>
           <w:rPr>
             <w:rStyle w:val="Hyperlink"/>
@@ -18470,7 +18583,7 @@
         </w:numPr>
         <w:spacing w:after="80"/>
       </w:pPr>
-      <w:hyperlink w:history="1" r:id="rIdmk81mft_4bsg7qbgyaj9l">
+      <w:hyperlink w:history="1" r:id="rIdtxivuv5oudrxao2gqowjl">
         <w:r>
           <w:rPr>
             <w:rStyle w:val="Hyperlink"/>
@@ -18488,7 +18601,7 @@
         </w:numPr>
         <w:spacing w:after="80"/>
       </w:pPr>
-      <w:hyperlink w:history="1" r:id="rId2xst_7lhknkyubc4e84go">
+      <w:hyperlink w:history="1" r:id="rIdol91ojcedtducr6p3a3jf">
         <w:r>
           <w:rPr>
             <w:rStyle w:val="Hyperlink"/>
@@ -18506,7 +18619,7 @@
         </w:numPr>
         <w:spacing w:after="80"/>
       </w:pPr>
-      <w:hyperlink w:history="1" r:id="rIdgslrek6ut6ip4tsfcc1j5">
+      <w:hyperlink w:history="1" r:id="rIdy69t6meaicgbcowiqolox">
         <w:r>
           <w:rPr>
             <w:rStyle w:val="Hyperlink"/>
@@ -18524,7 +18637,7 @@
         </w:numPr>
         <w:spacing w:after="80"/>
       </w:pPr>
-      <w:hyperlink w:history="1" r:id="rIdchlegly_4gtgllizqobev">
+      <w:hyperlink w:history="1" r:id="rIdruvypenuejeezr2dshwxx">
         <w:r>
           <w:rPr>
             <w:rStyle w:val="Hyperlink"/>
@@ -18542,7 +18655,7 @@
         </w:numPr>
         <w:spacing w:after="80"/>
       </w:pPr>
-      <w:hyperlink w:history="1" r:id="rIdxoc-c9pfae5l5atqtudb1">
+      <w:hyperlink w:history="1" r:id="rId-izt1zr1ohgwc8wsyeava">
         <w:r>
           <w:rPr>
             <w:rStyle w:val="Hyperlink"/>
@@ -18560,7 +18673,7 @@
         </w:numPr>
         <w:spacing w:after="80"/>
       </w:pPr>
-      <w:hyperlink w:history="1" r:id="rIdwswn25ms4xfumtzx3ssor">
+      <w:hyperlink w:history="1" r:id="rIdw-rsa4uxikqjq2fvzvnfy">
         <w:r>
           <w:rPr>
             <w:rStyle w:val="Hyperlink"/>
@@ -18578,7 +18691,7 @@
         </w:numPr>
         <w:spacing w:after="80"/>
       </w:pPr>
-      <w:hyperlink w:history="1" r:id="rIda-0tlz4qe_lckhu3dtvwl">
+      <w:hyperlink w:history="1" r:id="rIdflor7byvss_znj76zsp_h">
         <w:r>
           <w:rPr>
             <w:rStyle w:val="Hyperlink"/>
@@ -18596,7 +18709,7 @@
         </w:numPr>
         <w:spacing w:after="80"/>
       </w:pPr>
-      <w:hyperlink w:history="1" r:id="rIdts3hcodqikexlajsykh2m">
+      <w:hyperlink w:history="1" r:id="rId9gt9v3tj66sqyo623pl76">
         <w:r>
           <w:rPr>
             <w:rStyle w:val="Hyperlink"/>
